--- a/2026-Q2/11-SovereigntyOfGod-Ch8-11/2026-06-21-Romans-Ch8-11.docx
+++ b/2026-Q2/11-SovereigntyOfGod-Ch8-11/2026-06-21-Romans-Ch8-11.docx
@@ -1,6 +1,6 @@
 
 <file path=word/document.xml><?xml version="1.0" encoding="utf-8"?>
-<w:document xmlns:wpc="http://schemas.microsoft.com/office/word/2010/wordprocessingCanvas" xmlns:cx="http://schemas.microsoft.com/office/drawing/2014/chartex" xmlns:cx1="http://schemas.microsoft.com/office/drawing/2015/9/8/chartex" xmlns:cx2="http://schemas.microsoft.com/office/drawing/2015/10/21/chartex" xmlns:cx3="http://schemas.microsoft.com/office/drawing/2016/5/9/chartex" xmlns:cx4="http://schemas.microsoft.com/office/drawing/2016/5/10/chartex" xmlns:cx5="http://schemas.microsoft.com/office/drawing/2016/5/11/chartex" xmlns:cx6="http://schemas.microsoft.com/office/drawing/2016/5/12/chartex" xmlns:cx7="http://schemas.microsoft.com/office/drawing/2016/5/13/chartex" xmlns:cx8="http://schemas.microsoft.com/office/drawing/2016/5/14/chartex" xmlns:mc="http://schemas.openxmlformats.org/markup-compatibility/2006" xmlns:aink="http://schemas.microsoft.com/office/drawing/2016/ink" xmlns:am3d="http://schemas.microsoft.com/office/drawing/2017/model3d" xmlns:o="urn:schemas-microsoft-com:office:office" xmlns:oel="http://schemas.microsoft.com/office/2019/extlst" xmlns:r="http://schemas.openxmlformats.org/officeDocument/2006/relationships" xmlns:m="http://schemas.openxmlformats.org/officeDocument/2006/math" xmlns:v="urn:schemas-microsoft-com:vml" xmlns:wp14="http://schemas.microsoft.com/office/word/2010/wordprocessingDrawing" xmlns:wp="http://schemas.openxmlformats.org/drawingml/2006/wordprocessingDrawing" xmlns:w10="urn:schemas-microsoft-com:office:word" xmlns:w="http://schemas.openxmlformats.org/wordprocessingml/2006/main" xmlns:w14="http://schemas.microsoft.com/office/word/2010/wordml" xmlns:w15="http://schemas.microsoft.com/office/word/2012/wordml" xmlns:w16cex="http://schemas.microsoft.com/office/word/2018/wordml/cex" xmlns:w16cid="http://schemas.microsoft.com/office/word/2016/wordml/cid" xmlns:w16="http://schemas.microsoft.com/office/word/2018/wordml" xmlns:w16du="http://schemas.microsoft.com/office/word/2023/wordml/word16du" xmlns:w16sdtdh="http://schemas.microsoft.com/office/word/2020/wordml/sdtdatahash" xmlns:w16sdtfl="http://schemas.microsoft.com/office/word/2024/wordml/sdtformatlock" xmlns:w16se="http://schemas.microsoft.com/office/word/2015/wordml/symex" xmlns:wpg="http://schemas.microsoft.com/office/word/2010/wordprocessingGroup" xmlns:wpi="http://schemas.microsoft.com/office/word/2010/wordprocessingInk" xmlns:wne="http://schemas.microsoft.com/office/word/2006/wordml" xmlns:wps="http://schemas.microsoft.com/office/word/2010/wordprocessingShape" mc:Ignorable="w14 w15 w16se w16cid w16 w16cex w16sdtdh w16sdtfl w16du wp14">
+<w:document xmlns:wpc="http://schemas.microsoft.com/office/word/2010/wordprocessingCanvas" xmlns:cx="http://schemas.microsoft.com/office/drawing/2014/chartex" xmlns:cx1="http://schemas.microsoft.com/office/drawing/2015/9/8/chartex" xmlns:cx2="http://schemas.microsoft.com/office/drawing/2015/10/21/chartex" xmlns:cx3="http://schemas.microsoft.com/office/drawing/2016/5/9/chartex" xmlns:cx4="http://schemas.microsoft.com/office/drawing/2016/5/10/chartex" xmlns:cx5="http://schemas.microsoft.com/office/drawing/2016/5/11/chartex" xmlns:cx6="http://schemas.microsoft.com/office/drawing/2016/5/12/chartex" xmlns:cx7="http://schemas.microsoft.com/office/drawing/2016/5/13/chartex" xmlns:cx8="http://schemas.microsoft.com/office/drawing/2016/5/14/chartex" xmlns:mc="http://schemas.openxmlformats.org/markup-compatibility/2006" xmlns:m="http://schemas.openxmlformats.org/officeDocument/2006/math" xmlns:aink="http://schemas.microsoft.com/office/drawing/2016/ink" xmlns:am3d="http://schemas.microsoft.com/office/drawing/2017/model3d" xmlns:oel="http://schemas.microsoft.com/office/2019/extlst" xmlns:r="http://schemas.openxmlformats.org/officeDocument/2006/relationships" xmlns:wp14="http://schemas.microsoft.com/office/word/2010/wordprocessingDrawing" xmlns:wp="http://schemas.openxmlformats.org/drawingml/2006/wordprocessingDrawing" xmlns:wpg="http://schemas.microsoft.com/office/word/2010/wordprocessingGroup" xmlns:wpi="http://schemas.microsoft.com/office/word/2010/wordprocessingInk" xmlns:wps="http://schemas.microsoft.com/office/word/2010/wordprocessingShape" xmlns:o="urn:schemas-microsoft-com:office:office" xmlns:v="urn:schemas-microsoft-com:vml" xmlns:w10="urn:schemas-microsoft-com:office:word" xmlns:w="http://schemas.openxmlformats.org/wordprocessingml/2006/main" xmlns:w14="http://schemas.microsoft.com/office/word/2010/wordml" xmlns:w15="http://schemas.microsoft.com/office/word/2012/wordml" xmlns:w16cex="http://schemas.microsoft.com/office/word/2018/wordml/cex" xmlns:w16cid="http://schemas.microsoft.com/office/word/2016/wordml/cid" xmlns:w16="http://schemas.microsoft.com/office/word/2018/wordml" xmlns:w16sdtdh="http://schemas.microsoft.com/office/word/2020/wordml/sdtdatahash" xmlns:w16sdtfl="http://schemas.microsoft.com/office/word/2024/wordml/sdtformatlock" xmlns:w16se="http://schemas.microsoft.com/office/word/2015/wordml/symex" xmlns:w16du="http://schemas.microsoft.com/office/word/2023/wordml/word16du" xmlns:wne="http://schemas.microsoft.com/office/word/2006/wordml" mc:Ignorable="w14 w15 w16se w16cid w16 w16cex w16sdtdh w16sdtfl w16du wp14">
   <w:body>
     <w:p>
       <w:r>
@@ -172,10 +172,10 @@
         </w:rPr>
         <w:lastRenderedPageBreak/>
         <w:drawing>
-          <wp:inline distT="0" distB="0" distL="0" distR="0" wp14:anchorId="19A251EF" wp14:editId="5E386D8A">
+          <wp:inline distT="0" distB="0" distL="0" distR="0" wp14:anchorId="6057B309" wp14:editId="4E93793D">
             <wp:extent cx="5943600" cy="4457700"/>
             <wp:effectExtent l="57150" t="19050" r="57150" b="95250"/>
-            <wp:docPr id="30767691" name="Graphic 1"/>
+            <wp:docPr id="1417407174" name="Graphic 1"/>
             <wp:cNvGraphicFramePr>
               <a:graphicFrameLocks xmlns:a="http://schemas.openxmlformats.org/drawingml/2006/main" noChangeAspect="1"/>
             </wp:cNvGraphicFramePr>
@@ -183,7 +183,7 @@
               <a:graphicData uri="http://schemas.openxmlformats.org/drawingml/2006/picture">
                 <pic:pic xmlns:pic="http://schemas.openxmlformats.org/drawingml/2006/picture">
                   <pic:nvPicPr>
-                    <pic:cNvPr id="30767691" name=""/>
+                    <pic:cNvPr id="1417407174" name=""/>
                     <pic:cNvPicPr/>
                   </pic:nvPicPr>
                   <pic:blipFill>
@@ -228,166 +228,449 @@
           <w:b/>
           <w:bCs/>
         </w:rPr>
-        <w:t>Bringing This Back to Romans 8</w:t>
-      </w:r>
-    </w:p>
-    <w:p>
-      <w:r>
-        <w:t>Romans 8:28-30 is not saying:</w:t>
-      </w:r>
-    </w:p>
-    <w:p>
-      <w:pPr>
-        <w:ind w:firstLine="720"/>
-      </w:pPr>
-      <w:r>
-        <w:t>"Man contributes nothing."</w:t>
-      </w:r>
-    </w:p>
-    <w:p>
-      <w:r>
-        <w:t>Nor is it saying:</w:t>
-      </w:r>
-    </w:p>
-    <w:p>
-      <w:pPr>
-        <w:ind w:firstLine="720"/>
-      </w:pPr>
-      <w:r>
-        <w:t>"Man saves himself."</w:t>
-      </w:r>
-    </w:p>
-    <w:p>
-      <w:r>
-        <w:t>Paul's emphasis is that God is ultimately responsible for bringing His people to glory.</w:t>
+        <w:t>The Will of Man and the Sovereignty of God - working together</w:t>
+      </w:r>
+    </w:p>
+    <w:p>
+      <w:r>
+        <w:rPr>
+          <w:b/>
+          <w:bCs/>
+        </w:rPr>
+        <w:t xml:space="preserve">In form, a type of </w:t>
+      </w:r>
+      <w:r>
+        <w:rPr>
+          <w:b/>
+          <w:bCs/>
+        </w:rPr>
+        <w:t>Double Pre</w:t>
+      </w:r>
+      <w:r>
+        <w:rPr>
+          <w:b/>
+          <w:bCs/>
+        </w:rPr>
+        <w:t>d</w:t>
+      </w:r>
+      <w:r>
+        <w:rPr>
+          <w:b/>
+          <w:bCs/>
+        </w:rPr>
+        <w:t>estination:</w:t>
       </w:r>
     </w:p>
     <w:p>
       <w:pPr>
         <w:numPr>
           <w:ilvl w:val="0"/>
-          <w:numId w:val="1"/>
+          <w:numId w:val="3"/>
         </w:numPr>
-      </w:pPr>
-      <w:r>
-        <w:t>The believer genuinely loves God (v. 28).</w:t>
+        <w:spacing w:line="240" w:lineRule="auto"/>
+      </w:pPr>
+      <w:r>
+        <w:t>Belief equals predestination to salvation.</w:t>
       </w:r>
     </w:p>
     <w:p>
       <w:pPr>
         <w:numPr>
           <w:ilvl w:val="0"/>
-          <w:numId w:val="1"/>
+          <w:numId w:val="3"/>
         </w:numPr>
-      </w:pPr>
-      <w:r>
-        <w:t>The believer genuinely walks according to the Spirit (v. 4).</w:t>
-      </w:r>
-    </w:p>
-    <w:p>
-      <w:pPr>
-        <w:numPr>
-          <w:ilvl w:val="0"/>
-          <w:numId w:val="1"/>
-        </w:numPr>
-      </w:pPr>
-      <w:r>
-        <w:t>The believer genuinely puts sin to death (v. 13).</w:t>
-      </w:r>
-    </w:p>
-    <w:p>
-      <w:r>
-        <w:t xml:space="preserve">Yet underneath </w:t>
+        <w:spacing w:line="240" w:lineRule="auto"/>
+      </w:pPr>
+      <w:r>
+        <w:t>Disbelief equals predestination to stumble further.</w:t>
+      </w:r>
+    </w:p>
+    <w:p>
+      <w:r>
+        <w:rPr>
+          <w:b/>
+          <w:bCs/>
+        </w:rPr>
+        <w:t>Joh</w:t>
+      </w:r>
+      <w:r>
+        <w:rPr>
+          <w:b/>
+          <w:bCs/>
+        </w:rPr>
+        <w:t>n</w:t>
+      </w:r>
+      <w:r>
+        <w:rPr>
+          <w:b/>
+          <w:bCs/>
+        </w:rPr>
+        <w:t xml:space="preserve"> 6:35-</w:t>
       </w:r>
       <w:proofErr w:type="gramStart"/>
       <w:r>
-        <w:t>all of</w:t>
+        <w:rPr>
+          <w:b/>
+          <w:bCs/>
+        </w:rPr>
+        <w:t>37</w:t>
+      </w:r>
+      <w:r>
+        <w:rPr>
+          <w:b/>
+          <w:bCs/>
+        </w:rPr>
+        <w:t xml:space="preserve">  </w:t>
+      </w:r>
+      <w:r>
+        <w:t>Jesus</w:t>
       </w:r>
       <w:proofErr w:type="gramEnd"/>
       <w:r>
-        <w:t xml:space="preserve"> these actions is God's prior and continuing work.</w:t>
-      </w:r>
-    </w:p>
-    <w:p>
-      <w:r>
-        <w:t>The earliest Christians would likely have answered this way:</w:t>
-      </w:r>
-    </w:p>
-    <w:p>
-      <w:pPr>
-        <w:numPr>
-          <w:ilvl w:val="0"/>
-          <w:numId w:val="2"/>
-        </w:numPr>
-      </w:pPr>
-      <w:r>
-        <w:rPr>
-          <w:b/>
-          <w:bCs/>
-        </w:rPr>
-        <w:t>Can a human turn toward God by the exercise of his will?</w:t>
-      </w:r>
-      <w:r>
-        <w:t xml:space="preserve"> Yes, because God created man with moral agency and calls him to respond.</w:t>
-      </w:r>
-    </w:p>
-    <w:p>
-      <w:pPr>
-        <w:numPr>
-          <w:ilvl w:val="0"/>
-          <w:numId w:val="2"/>
-        </w:numPr>
-      </w:pPr>
-      <w:r>
-        <w:rPr>
-          <w:b/>
-          <w:bCs/>
-        </w:rPr>
-        <w:t>Can a human contribute to the basis of his own justification?</w:t>
-      </w:r>
-      <w:r>
-        <w:t xml:space="preserve"> No. Salvation is grounded in Christ's work, not man's merit.</w:t>
-      </w:r>
-    </w:p>
-    <w:p>
-      <w:pPr>
-        <w:numPr>
-          <w:ilvl w:val="0"/>
-          <w:numId w:val="2"/>
-        </w:numPr>
-      </w:pPr>
-      <w:r>
-        <w:rPr>
-          <w:b/>
-          <w:bCs/>
-        </w:rPr>
-        <w:t>Who is ultimately in control of salvation?</w:t>
-      </w:r>
-      <w:r>
-        <w:t xml:space="preserve"> God. Yet God works through, rather than against, the human will He created.</w:t>
-      </w:r>
-    </w:p>
-    <w:p>
-      <w:r>
-        <w:t>That understanding is very close to how Irenaeus, Justin Martyr, Clement, and the other pre-200 writers typically spoke about grace, faith, obedience, and salvation.</w:t>
+        <w:t xml:space="preserve"> said to them, “</w:t>
+      </w:r>
+      <w:r>
+        <w:rPr>
+          <w:b/>
+          <w:bCs/>
+        </w:rPr>
+        <w:t>I am the bread of life. The one who comes to me will never go hungry, and the one who believes in me will never be thirsty.</w:t>
+      </w:r>
+      <w:r>
+        <w:t xml:space="preserve"> But I told you that you have seen me and still do not believe. Everyone whom the </w:t>
+      </w:r>
+      <w:proofErr w:type="gramStart"/>
+      <w:r>
+        <w:t>Father</w:t>
+      </w:r>
+      <w:proofErr w:type="gramEnd"/>
+      <w:r>
+        <w:t xml:space="preserve"> gives me will come to me, and the one who comes to me I will never send away.</w:t>
+      </w:r>
+      <w:r>
+        <w:t xml:space="preserve">  </w:t>
+      </w:r>
+      <w:r>
+        <w:rPr>
+          <w:b/>
+          <w:bCs/>
+        </w:rPr>
+        <w:t>(Joh</w:t>
+      </w:r>
+      <w:r>
+        <w:rPr>
+          <w:b/>
+          <w:bCs/>
+        </w:rPr>
+        <w:t>n</w:t>
+      </w:r>
+      <w:r>
+        <w:rPr>
+          <w:b/>
+          <w:bCs/>
+        </w:rPr>
+        <w:t xml:space="preserve"> 6:35-37)</w:t>
+      </w:r>
+    </w:p>
+    <w:p>
+      <w:r>
+        <w:t> </w:t>
+      </w:r>
+      <w:r>
+        <w:rPr>
+          <w:b/>
+          <w:bCs/>
+        </w:rPr>
+        <w:t>Joh</w:t>
+      </w:r>
+      <w:r>
+        <w:rPr>
+          <w:b/>
+          <w:bCs/>
+        </w:rPr>
+        <w:t>n</w:t>
+      </w:r>
+      <w:r>
+        <w:rPr>
+          <w:b/>
+          <w:bCs/>
+        </w:rPr>
+        <w:t xml:space="preserve"> 10:27-</w:t>
+      </w:r>
+      <w:proofErr w:type="gramStart"/>
+      <w:r>
+        <w:rPr>
+          <w:b/>
+          <w:bCs/>
+        </w:rPr>
+        <w:t>29</w:t>
+      </w:r>
+      <w:r>
+        <w:rPr>
+          <w:b/>
+          <w:bCs/>
+        </w:rPr>
+        <w:t xml:space="preserve">  </w:t>
+      </w:r>
+      <w:r>
+        <w:t>My</w:t>
+      </w:r>
+      <w:proofErr w:type="gramEnd"/>
+      <w:r>
+        <w:t xml:space="preserve"> sheep listen to my voice, and I know them, and they follow me. I give them eternal life, and they will never perish; </w:t>
+      </w:r>
+      <w:r>
+        <w:rPr>
+          <w:b/>
+          <w:bCs/>
+        </w:rPr>
+        <w:t>no one will snatch them from my hand</w:t>
+      </w:r>
+      <w:r>
+        <w:t xml:space="preserve">. My Father, who has given them to me, is greater than all, and no one can snatch them from my </w:t>
+      </w:r>
+      <w:proofErr w:type="gramStart"/>
+      <w:r>
+        <w:t>Father’s</w:t>
+      </w:r>
+      <w:proofErr w:type="gramEnd"/>
+      <w:r>
+        <w:t xml:space="preserve"> hand.</w:t>
+      </w:r>
+      <w:r>
+        <w:t xml:space="preserve">  </w:t>
+      </w:r>
+    </w:p>
+    <w:p>
+      <w:r>
+        <w:rPr>
+          <w:b/>
+          <w:bCs/>
+        </w:rPr>
+        <w:t>1Pe</w:t>
+      </w:r>
+      <w:r>
+        <w:rPr>
+          <w:b/>
+          <w:bCs/>
+        </w:rPr>
+        <w:t>ter</w:t>
+      </w:r>
+      <w:r>
+        <w:rPr>
+          <w:b/>
+          <w:bCs/>
+        </w:rPr>
+        <w:t xml:space="preserve"> 2:6-</w:t>
+      </w:r>
+      <w:proofErr w:type="gramStart"/>
+      <w:r>
+        <w:rPr>
+          <w:b/>
+          <w:bCs/>
+        </w:rPr>
+        <w:t>10</w:t>
+      </w:r>
+      <w:r>
+        <w:rPr>
+          <w:b/>
+          <w:bCs/>
+        </w:rPr>
+        <w:t xml:space="preserve"> </w:t>
+      </w:r>
+      <w:r>
+        <w:t> For</w:t>
+      </w:r>
+      <w:proofErr w:type="gramEnd"/>
+      <w:r>
+        <w:t xml:space="preserve"> it says in scripture, “Look, I lay in Zion a stone, a chosen and precious cornerstone, and whoever believes in him will never be put to shame.” </w:t>
+      </w:r>
+      <w:proofErr w:type="gramStart"/>
+      <w:r>
+        <w:rPr>
+          <w:b/>
+          <w:bCs/>
+        </w:rPr>
+        <w:t>So</w:t>
+      </w:r>
+      <w:proofErr w:type="gramEnd"/>
+      <w:r>
+        <w:rPr>
+          <w:b/>
+          <w:bCs/>
+        </w:rPr>
+        <w:t xml:space="preserve"> you who believe see his value, but for those who do not believe, the stone that the builders rejected has become the </w:t>
+      </w:r>
+      <w:proofErr w:type="gramStart"/>
+      <w:r>
+        <w:rPr>
+          <w:b/>
+          <w:bCs/>
+        </w:rPr>
+        <w:t>cornerstone ,</w:t>
+      </w:r>
+      <w:proofErr w:type="gramEnd"/>
+      <w:r>
+        <w:rPr>
+          <w:b/>
+          <w:bCs/>
+        </w:rPr>
+        <w:t xml:space="preserve"> and a stumbling-stone and a rock to trip over</w:t>
+      </w:r>
+      <w:r>
+        <w:t>. They stumble because they disobey the word, as they were destined to do. But you are a chosen race, a royal priesthood, a holy nation, a people of his own, so that you may proclaim the virtues of the one who called you out of darkness into his marvelous light. You once were not a people, but now you are God’s people. You were shown no mercy, but now you have received mercy.</w:t>
+      </w:r>
+      <w:r>
+        <w:t xml:space="preserve">  </w:t>
+      </w:r>
+    </w:p>
+    <w:p>
+      <w:proofErr w:type="spellStart"/>
+      <w:r>
+        <w:rPr>
+          <w:b/>
+          <w:bCs/>
+        </w:rPr>
+        <w:t>Php</w:t>
+      </w:r>
+      <w:proofErr w:type="spellEnd"/>
+      <w:r>
+        <w:rPr>
+          <w:b/>
+          <w:bCs/>
+        </w:rPr>
+        <w:t xml:space="preserve"> 2:12-13</w:t>
+      </w:r>
+      <w:r>
+        <w:t xml:space="preserve">  </w:t>
+      </w:r>
+      <w:r>
+        <w:t xml:space="preserve">So then, my dear friends, just as you have always obeyed, not only in my presence but even more in my absence, </w:t>
+      </w:r>
+      <w:r>
+        <w:rPr>
+          <w:b/>
+          <w:bCs/>
+        </w:rPr>
+        <w:t xml:space="preserve">continue working out your salvation with awe </w:t>
+      </w:r>
+      <w:r>
+        <w:rPr>
+          <w:b/>
+          <w:bCs/>
+        </w:rPr>
+        <w:lastRenderedPageBreak/>
+        <w:t>and reverence</w:t>
+      </w:r>
+      <w:r>
+        <w:t xml:space="preserve">, </w:t>
+      </w:r>
+      <w:r>
+        <w:rPr>
+          <w:b/>
+          <w:bCs/>
+        </w:rPr>
+        <w:t>for the one bringing forth in you both the desire and the effort – for the sake of his good pleasure – is God.</w:t>
+      </w:r>
+    </w:p>
+    <w:p>
+      <w:proofErr w:type="spellStart"/>
+      <w:r>
+        <w:rPr>
+          <w:b/>
+          <w:bCs/>
+        </w:rPr>
+        <w:t>Php</w:t>
+      </w:r>
+      <w:proofErr w:type="spellEnd"/>
+      <w:r>
+        <w:rPr>
+          <w:b/>
+          <w:bCs/>
+        </w:rPr>
+        <w:t xml:space="preserve"> 1:6</w:t>
+      </w:r>
+      <w:r>
+        <w:t> </w:t>
+      </w:r>
+      <w:r>
+        <w:t xml:space="preserve">  </w:t>
+      </w:r>
+      <w:r>
+        <w:t xml:space="preserve">For I am sure of this very thing, </w:t>
+      </w:r>
+      <w:r>
+        <w:rPr>
+          <w:b/>
+          <w:bCs/>
+        </w:rPr>
+        <w:t>that the one who began a good work in you will perfect it until the day of Christ Jesus</w:t>
+      </w:r>
+      <w:r>
+        <w:t>.</w:t>
+      </w:r>
+    </w:p>
+    <w:p>
+      <w:r>
+        <w:rPr>
+          <w:b/>
+          <w:bCs/>
+        </w:rPr>
+        <w:t xml:space="preserve">Eph </w:t>
+      </w:r>
+      <w:proofErr w:type="gramStart"/>
+      <w:r>
+        <w:rPr>
+          <w:b/>
+          <w:bCs/>
+        </w:rPr>
+        <w:t>2:10</w:t>
+      </w:r>
+      <w:r>
+        <w:t xml:space="preserve">  </w:t>
+      </w:r>
+      <w:r>
+        <w:t>For</w:t>
+      </w:r>
+      <w:proofErr w:type="gramEnd"/>
+      <w:r>
+        <w:t xml:space="preserve"> we are </w:t>
+      </w:r>
+      <w:r>
+        <w:rPr>
+          <w:b/>
+          <w:bCs/>
+        </w:rPr>
+        <w:t>his creative work</w:t>
+      </w:r>
+      <w:r>
+        <w:t xml:space="preserve">, having been created in Christ Jesus for good works that </w:t>
+      </w:r>
+      <w:r>
+        <w:rPr>
+          <w:b/>
+          <w:bCs/>
+        </w:rPr>
+        <w:t>God prepared beforehand</w:t>
+      </w:r>
+      <w:r>
+        <w:t xml:space="preserve"> so we can do them.</w:t>
       </w:r>
     </w:p>
     <w:p>
       <w:r>
         <w:br w:type="page"/>
       </w:r>
-    </w:p>
-    <w:p>
       <w:r>
         <w:rPr>
           <w:noProof/>
         </w:rPr>
         <w:lastRenderedPageBreak/>
         <w:drawing>
-          <wp:inline distT="0" distB="0" distL="0" distR="0" wp14:anchorId="6057B309" wp14:editId="4E93793D">
+          <wp:inline distT="0" distB="0" distL="0" distR="0" wp14:anchorId="48E8331D" wp14:editId="0EFDBE3F">
             <wp:extent cx="5943600" cy="4457700"/>
             <wp:effectExtent l="57150" t="19050" r="57150" b="95250"/>
-            <wp:docPr id="1417407174" name="Graphic 1"/>
+            <wp:docPr id="30767691" name="Graphic 1"/>
             <wp:cNvGraphicFramePr>
               <a:graphicFrameLocks xmlns:a="http://schemas.openxmlformats.org/drawingml/2006/main" noChangeAspect="1"/>
             </wp:cNvGraphicFramePr>
@@ -395,7 +678,7 @@
               <a:graphicData uri="http://schemas.openxmlformats.org/drawingml/2006/picture">
                 <pic:pic xmlns:pic="http://schemas.openxmlformats.org/drawingml/2006/picture">
                   <pic:nvPicPr>
-                    <pic:cNvPr id="1417407174" name=""/>
+                    <pic:cNvPr id="30767691" name=""/>
                     <pic:cNvPicPr/>
                   </pic:nvPicPr>
                   <pic:blipFill>
@@ -440,464 +723,151 @@
           <w:b/>
           <w:bCs/>
         </w:rPr>
-        <w:t>The Will of Man and the Sovereignty of God - working together</w:t>
-      </w:r>
-    </w:p>
-    <w:p>
-      <w:r>
-        <w:rPr>
-          <w:b/>
-          <w:bCs/>
-        </w:rPr>
-        <w:t xml:space="preserve">In form, a type of </w:t>
-      </w:r>
-      <w:r>
-        <w:rPr>
-          <w:b/>
-          <w:bCs/>
-        </w:rPr>
-        <w:t>Double Pre</w:t>
-      </w:r>
-      <w:r>
-        <w:rPr>
-          <w:b/>
-          <w:bCs/>
-        </w:rPr>
-        <w:t>d</w:t>
-      </w:r>
-      <w:r>
-        <w:rPr>
-          <w:b/>
-          <w:bCs/>
-        </w:rPr>
-        <w:t>estination:</w:t>
+        <w:t>Bringing This Back to Romans 8</w:t>
+      </w:r>
+    </w:p>
+    <w:p>
+      <w:r>
+        <w:t>Romans 8:28-30 is not saying:</w:t>
+      </w:r>
+    </w:p>
+    <w:p>
+      <w:pPr>
+        <w:ind w:firstLine="720"/>
+      </w:pPr>
+      <w:r>
+        <w:t>"Man contributes nothing."</w:t>
+      </w:r>
+    </w:p>
+    <w:p>
+      <w:r>
+        <w:t>Nor is it saying:</w:t>
+      </w:r>
+    </w:p>
+    <w:p>
+      <w:pPr>
+        <w:ind w:firstLine="720"/>
+      </w:pPr>
+      <w:r>
+        <w:t>"Man saves himself."</w:t>
+      </w:r>
+    </w:p>
+    <w:p>
+      <w:r>
+        <w:t>Paul's emphasis is that God is ultimately responsible for bringing His people to glory.</w:t>
       </w:r>
     </w:p>
     <w:p>
       <w:pPr>
         <w:numPr>
           <w:ilvl w:val="0"/>
-          <w:numId w:val="3"/>
+          <w:numId w:val="1"/>
         </w:numPr>
-        <w:spacing w:line="240" w:lineRule="auto"/>
-      </w:pPr>
-      <w:r>
-        <w:t>Belief equals predestination to salvation.</w:t>
+      </w:pPr>
+      <w:r>
+        <w:t>The believer genuinely loves God (v. 28).</w:t>
       </w:r>
     </w:p>
     <w:p>
       <w:pPr>
         <w:numPr>
           <w:ilvl w:val="0"/>
-          <w:numId w:val="3"/>
+          <w:numId w:val="1"/>
         </w:numPr>
-        <w:spacing w:line="240" w:lineRule="auto"/>
-      </w:pPr>
-      <w:r>
-        <w:t>Disbelief equals predestination to stumble further.</w:t>
-      </w:r>
-    </w:p>
-    <w:p>
-      <w:r>
-        <w:rPr>
-          <w:b/>
-          <w:bCs/>
-        </w:rPr>
-        <w:t>Joh</w:t>
-      </w:r>
-      <w:r>
-        <w:rPr>
-          <w:b/>
-          <w:bCs/>
-        </w:rPr>
-        <w:t>n</w:t>
-      </w:r>
-      <w:r>
-        <w:rPr>
-          <w:b/>
-          <w:bCs/>
-        </w:rPr>
-        <w:t xml:space="preserve"> 6:35-</w:t>
+      </w:pPr>
+      <w:r>
+        <w:t>The believer genuinely walks according to the Spirit (v. 4).</w:t>
+      </w:r>
+    </w:p>
+    <w:p>
+      <w:pPr>
+        <w:numPr>
+          <w:ilvl w:val="0"/>
+          <w:numId w:val="1"/>
+        </w:numPr>
+      </w:pPr>
+      <w:r>
+        <w:t>The believer genuinely puts sin to death (v. 13).</w:t>
+      </w:r>
+    </w:p>
+    <w:p>
+      <w:r>
+        <w:t xml:space="preserve">Yet underneath </w:t>
       </w:r>
       <w:proofErr w:type="gramStart"/>
       <w:r>
-        <w:rPr>
-          <w:b/>
-          <w:bCs/>
-        </w:rPr>
-        <w:t>37</w:t>
-      </w:r>
-      <w:r>
-        <w:rPr>
-          <w:b/>
-          <w:bCs/>
-        </w:rPr>
-        <w:t xml:space="preserve">  </w:t>
-      </w:r>
-      <w:r>
-        <w:t>Jesus</w:t>
+        <w:t>all of</w:t>
       </w:r>
       <w:proofErr w:type="gramEnd"/>
       <w:r>
-        <w:t xml:space="preserve"> said to them, “</w:t>
-      </w:r>
-      <w:r>
-        <w:rPr>
-          <w:b/>
-          <w:bCs/>
-        </w:rPr>
-        <w:t>I am the bread of life. The one who comes to me will never go hungry, and the one who believes in me will never be thirsty.</w:t>
-      </w:r>
-      <w:r>
-        <w:t xml:space="preserve"> But I told you that you have seen me and still do not </w:t>
-      </w:r>
-      <w:proofErr w:type="gramStart"/>
-      <w:r>
-        <w:t>believe</w:t>
-      </w:r>
-      <w:proofErr w:type="gramEnd"/>
-      <w:r>
-        <w:t xml:space="preserve">. Everyone whom the </w:t>
-      </w:r>
-      <w:proofErr w:type="gramStart"/>
-      <w:r>
-        <w:t>Father</w:t>
-      </w:r>
-      <w:proofErr w:type="gramEnd"/>
-      <w:r>
-        <w:t xml:space="preserve"> gives me will come to me, and the one who comes to me I will never send away.</w:t>
-      </w:r>
-      <w:r>
-        <w:t xml:space="preserve">  </w:t>
-      </w:r>
-      <w:r>
-        <w:rPr>
-          <w:b/>
-          <w:bCs/>
-        </w:rPr>
-        <w:t>(Joh</w:t>
-      </w:r>
-      <w:r>
-        <w:rPr>
-          <w:b/>
-          <w:bCs/>
-        </w:rPr>
-        <w:t>n</w:t>
-      </w:r>
-      <w:r>
-        <w:rPr>
-          <w:b/>
-          <w:bCs/>
-        </w:rPr>
-        <w:t xml:space="preserve"> 6:35-37)</w:t>
-      </w:r>
-    </w:p>
-    <w:p>
-      <w:r>
-        <w:t> </w:t>
-      </w:r>
-      <w:r>
-        <w:rPr>
-          <w:b/>
-          <w:bCs/>
-        </w:rPr>
-        <w:t>Joh</w:t>
-      </w:r>
-      <w:r>
-        <w:rPr>
-          <w:b/>
-          <w:bCs/>
-        </w:rPr>
-        <w:t>n</w:t>
-      </w:r>
-      <w:r>
-        <w:rPr>
-          <w:b/>
-          <w:bCs/>
-        </w:rPr>
-        <w:t xml:space="preserve"> 10:27-</w:t>
-      </w:r>
-      <w:proofErr w:type="gramStart"/>
-      <w:r>
-        <w:rPr>
-          <w:b/>
-          <w:bCs/>
-        </w:rPr>
-        <w:t>29</w:t>
-      </w:r>
-      <w:r>
-        <w:rPr>
-          <w:b/>
-          <w:bCs/>
-        </w:rPr>
-        <w:t xml:space="preserve">  </w:t>
-      </w:r>
-      <w:r>
-        <w:t>My</w:t>
-      </w:r>
-      <w:proofErr w:type="gramEnd"/>
-      <w:r>
-        <w:t xml:space="preserve"> sheep listen to my voice, and I know them, and they follow me. I give them eternal life, and they will never perish; </w:t>
-      </w:r>
-      <w:r>
-        <w:rPr>
-          <w:b/>
-          <w:bCs/>
-        </w:rPr>
-        <w:t>no one will snatch them from my hand</w:t>
-      </w:r>
-      <w:r>
-        <w:t xml:space="preserve">. My Father, who has given them to me, is greater than all, and no one can snatch them from my </w:t>
-      </w:r>
-      <w:proofErr w:type="gramStart"/>
-      <w:r>
-        <w:t>Father’s</w:t>
-      </w:r>
-      <w:proofErr w:type="gramEnd"/>
-      <w:r>
-        <w:t xml:space="preserve"> hand.</w:t>
-      </w:r>
-      <w:r>
-        <w:t xml:space="preserve">  </w:t>
-      </w:r>
-    </w:p>
-    <w:p>
-      <w:r>
-        <w:rPr>
-          <w:b/>
-          <w:bCs/>
-        </w:rPr>
-        <w:t>1Pe</w:t>
-      </w:r>
-      <w:r>
-        <w:rPr>
-          <w:b/>
-          <w:bCs/>
-        </w:rPr>
-        <w:t>ter</w:t>
-      </w:r>
-      <w:r>
-        <w:rPr>
-          <w:b/>
-          <w:bCs/>
-        </w:rPr>
-        <w:t xml:space="preserve"> 2:6-</w:t>
-      </w:r>
-      <w:proofErr w:type="gramStart"/>
-      <w:r>
-        <w:rPr>
-          <w:b/>
-          <w:bCs/>
-        </w:rPr>
-        <w:t>10</w:t>
-      </w:r>
-      <w:r>
-        <w:rPr>
-          <w:b/>
-          <w:bCs/>
-        </w:rPr>
-        <w:t xml:space="preserve"> </w:t>
-      </w:r>
-      <w:r>
-        <w:t> For</w:t>
-      </w:r>
-      <w:proofErr w:type="gramEnd"/>
-      <w:r>
-        <w:t xml:space="preserve"> it says in scripture, “Look, I lay in Zion a stone, a chosen and precious cornerstone, and whoever believes in him will never be put to shame.” </w:t>
-      </w:r>
-      <w:proofErr w:type="gramStart"/>
-      <w:r>
-        <w:rPr>
-          <w:b/>
-          <w:bCs/>
-        </w:rPr>
-        <w:t>So</w:t>
-      </w:r>
-      <w:proofErr w:type="gramEnd"/>
-      <w:r>
-        <w:rPr>
-          <w:b/>
-          <w:bCs/>
-        </w:rPr>
-        <w:t xml:space="preserve"> you who </w:t>
-      </w:r>
-      <w:proofErr w:type="gramStart"/>
-      <w:r>
-        <w:rPr>
-          <w:b/>
-          <w:bCs/>
-        </w:rPr>
-        <w:t>believe</w:t>
-      </w:r>
-      <w:proofErr w:type="gramEnd"/>
-      <w:r>
-        <w:rPr>
-          <w:b/>
-          <w:bCs/>
-        </w:rPr>
-        <w:t xml:space="preserve"> see his value, but for those who do not believe, the stone that the builders rejected has become the </w:t>
-      </w:r>
-      <w:proofErr w:type="gramStart"/>
-      <w:r>
-        <w:rPr>
-          <w:b/>
-          <w:bCs/>
-        </w:rPr>
-        <w:t>cornerstone ,</w:t>
-      </w:r>
-      <w:proofErr w:type="gramEnd"/>
-      <w:r>
-        <w:rPr>
-          <w:b/>
-          <w:bCs/>
-        </w:rPr>
-        <w:t xml:space="preserve"> and a stumbling-stone and a rock to trip over</w:t>
-      </w:r>
-      <w:r>
-        <w:t>. They stumble because they disobey the word, as they were destined to do. But you are a chosen race, a royal priesthood, a holy nation, a people of his own, so that you may proclaim the virtues of the one who called you out of darkness into his marvelous light. You once were not a people, but now you are God’s people. You were shown no mercy, but now you have received mercy.</w:t>
-      </w:r>
-      <w:r>
-        <w:t xml:space="preserve">  </w:t>
-      </w:r>
-    </w:p>
-    <w:p>
-      <w:proofErr w:type="spellStart"/>
-      <w:r>
-        <w:rPr>
-          <w:b/>
-          <w:bCs/>
-        </w:rPr>
-        <w:t>Php</w:t>
-      </w:r>
-      <w:proofErr w:type="spellEnd"/>
-      <w:r>
-        <w:rPr>
-          <w:b/>
-          <w:bCs/>
-        </w:rPr>
-        <w:t xml:space="preserve"> 2:12-13</w:t>
-      </w:r>
-      <w:r>
-        <w:t xml:space="preserve">  </w:t>
-      </w:r>
-      <w:r>
-        <w:t xml:space="preserve">So then, my dear friends, just as you have always obeyed, not only in my presence but even more in my absence, </w:t>
-      </w:r>
-      <w:r>
-        <w:rPr>
-          <w:b/>
-          <w:bCs/>
-        </w:rPr>
-        <w:t xml:space="preserve">continue working out your salvation with awe </w:t>
-      </w:r>
-      <w:r>
-        <w:rPr>
-          <w:b/>
-          <w:bCs/>
-        </w:rPr>
-        <w:lastRenderedPageBreak/>
-        <w:t>and reverence</w:t>
-      </w:r>
-      <w:r>
-        <w:t xml:space="preserve">, </w:t>
-      </w:r>
-      <w:r>
-        <w:rPr>
-          <w:b/>
-          <w:bCs/>
-        </w:rPr>
-        <w:t>for the one bringing forth in you both the desire and the effort – for the sake of his good pleasure – is God.</w:t>
-      </w:r>
-    </w:p>
-    <w:p>
-      <w:proofErr w:type="spellStart"/>
-      <w:r>
-        <w:rPr>
-          <w:b/>
-          <w:bCs/>
-        </w:rPr>
-        <w:t>Php</w:t>
-      </w:r>
-      <w:proofErr w:type="spellEnd"/>
-      <w:r>
-        <w:rPr>
-          <w:b/>
-          <w:bCs/>
-        </w:rPr>
-        <w:t xml:space="preserve"> 1:6</w:t>
-      </w:r>
-      <w:r>
-        <w:t> </w:t>
-      </w:r>
-      <w:r>
-        <w:t xml:space="preserve">  </w:t>
-      </w:r>
-      <w:r>
-        <w:t xml:space="preserve">For I am sure of this very thing, </w:t>
-      </w:r>
-      <w:r>
-        <w:rPr>
-          <w:b/>
-          <w:bCs/>
-        </w:rPr>
-        <w:t>that the one who began a good work in you will perfect it until the day of Christ Jesus</w:t>
-      </w:r>
-      <w:r>
-        <w:t>.</w:t>
-      </w:r>
-    </w:p>
-    <w:p>
-      <w:r>
-        <w:rPr>
-          <w:b/>
-          <w:bCs/>
-        </w:rPr>
-        <w:t xml:space="preserve">Eph </w:t>
-      </w:r>
-      <w:proofErr w:type="gramStart"/>
-      <w:r>
-        <w:rPr>
-          <w:b/>
-          <w:bCs/>
-        </w:rPr>
-        <w:t>2:10</w:t>
-      </w:r>
-      <w:r>
-        <w:t xml:space="preserve">  </w:t>
-      </w:r>
-      <w:r>
-        <w:t>For</w:t>
-      </w:r>
-      <w:proofErr w:type="gramEnd"/>
-      <w:r>
-        <w:t xml:space="preserve"> we are </w:t>
-      </w:r>
-      <w:r>
-        <w:rPr>
-          <w:b/>
-          <w:bCs/>
-        </w:rPr>
-        <w:t>his creative work</w:t>
-      </w:r>
-      <w:r>
-        <w:t xml:space="preserve">, having been created in Christ Jesus for good works that </w:t>
-      </w:r>
-      <w:r>
-        <w:rPr>
-          <w:b/>
-          <w:bCs/>
-        </w:rPr>
-        <w:t>God prepared beforehand</w:t>
-      </w:r>
-      <w:r>
-        <w:t xml:space="preserve"> so we can do them.</w:t>
-      </w:r>
-    </w:p>
-    <w:p>
-      <w:r>
-        <w:br w:type="page"/>
-      </w:r>
-    </w:p>
+        <w:t xml:space="preserve"> these actions is God's prior and continuing work.</w:t>
+      </w:r>
+    </w:p>
+    <w:p>
+      <w:r>
+        <w:t>The earliest Christians would likely have answered this way:</w:t>
+      </w:r>
+    </w:p>
+    <w:p>
+      <w:pPr>
+        <w:numPr>
+          <w:ilvl w:val="0"/>
+          <w:numId w:val="2"/>
+        </w:numPr>
+      </w:pPr>
+      <w:r>
+        <w:rPr>
+          <w:b/>
+          <w:bCs/>
+        </w:rPr>
+        <w:t>Can a human turn toward God by the exercise of his will?</w:t>
+      </w:r>
+      <w:r>
+        <w:t xml:space="preserve"> Yes, because God created man with moral agency and calls him to respond.</w:t>
+      </w:r>
+    </w:p>
+    <w:p>
+      <w:pPr>
+        <w:numPr>
+          <w:ilvl w:val="0"/>
+          <w:numId w:val="2"/>
+        </w:numPr>
+      </w:pPr>
+      <w:r>
+        <w:rPr>
+          <w:b/>
+          <w:bCs/>
+        </w:rPr>
+        <w:t>Can a human contribute to the basis of his own justification?</w:t>
+      </w:r>
+      <w:r>
+        <w:t xml:space="preserve"> No. Salvation is grounded in Christ's work, not man's merit.</w:t>
+      </w:r>
+    </w:p>
+    <w:p>
+      <w:pPr>
+        <w:numPr>
+          <w:ilvl w:val="0"/>
+          <w:numId w:val="2"/>
+        </w:numPr>
+      </w:pPr>
+      <w:r>
+        <w:rPr>
+          <w:b/>
+          <w:bCs/>
+        </w:rPr>
+        <w:t>Who is ultimately in control of salvation?</w:t>
+      </w:r>
+      <w:r>
+        <w:t xml:space="preserve"> God. Yet God works through, rather than against, the human will He created.</w:t>
+      </w:r>
+    </w:p>
+    <w:p>
+      <w:r>
+        <w:t>That understanding is very close to how Irenaeus, Justin Martyr, Clement, and the other pre-200 writers typically spoke about grace, faith, obedience, and salvation.</w:t>
+      </w:r>
+    </w:p>
+    <w:p/>
     <w:p>
       <w:r>
         <w:rPr>
@@ -1168,15 +1138,7 @@
     </w:p>
     <w:p>
       <w:r>
-        <w:t xml:space="preserve">In Jeremiah, </w:t>
-      </w:r>
-      <w:proofErr w:type="gramStart"/>
-      <w:r>
-        <w:t>the clay</w:t>
-      </w:r>
-      <w:proofErr w:type="gramEnd"/>
-      <w:r>
-        <w:t xml:space="preserve"> represents nations.</w:t>
+        <w:t>In Jeremiah, the clay represents nations.</w:t>
       </w:r>
     </w:p>
     <w:p>
@@ -1507,66 +1469,30 @@
           <w:i/>
           <w:iCs/>
         </w:rPr>
-        <w:t xml:space="preserve">did no </w:t>
-      </w:r>
-      <w:proofErr w:type="gramStart"/>
-      <w:r>
-        <w:rPr>
-          <w:b/>
-          <w:bCs/>
+        <w:t xml:space="preserve">did no works </w:t>
+      </w:r>
+      <w:r>
+        <w:rPr>
           <w:i/>
           <w:iCs/>
         </w:rPr>
-        <w:t>works</w:t>
-      </w:r>
-      <w:proofErr w:type="gramEnd"/>
-      <w:r>
-        <w:rPr>
-          <w:b/>
-          <w:bCs/>
+        <w:t xml:space="preserve">to acquire </w:t>
+      </w:r>
+      <w:proofErr w:type="gramStart"/>
+      <w:r>
+        <w:rPr>
           <w:i/>
           <w:iCs/>
         </w:rPr>
-        <w:t xml:space="preserve"> </w:t>
-      </w:r>
+        <w:t>righteousness,</w:t>
+      </w:r>
+      <w:proofErr w:type="gramEnd"/>
       <w:r>
         <w:rPr>
           <w:i/>
           <w:iCs/>
         </w:rPr>
-        <w:t xml:space="preserve">to acquire </w:t>
-      </w:r>
-      <w:proofErr w:type="gramStart"/>
-      <w:r>
-        <w:rPr>
-          <w:i/>
-          <w:iCs/>
-        </w:rPr>
-        <w:t>righteousness,</w:t>
-      </w:r>
-      <w:proofErr w:type="gramEnd"/>
-      <w:r>
-        <w:rPr>
-          <w:i/>
-          <w:iCs/>
-        </w:rPr>
-        <w:t xml:space="preserve"> it </w:t>
-      </w:r>
-      <w:proofErr w:type="gramStart"/>
-      <w:r>
-        <w:rPr>
-          <w:i/>
-          <w:iCs/>
-        </w:rPr>
-        <w:t>was by</w:t>
-      </w:r>
-      <w:proofErr w:type="gramEnd"/>
-      <w:r>
-        <w:rPr>
-          <w:i/>
-          <w:iCs/>
-        </w:rPr>
-        <w:t xml:space="preserve"> a gift of grace.  (Romans 4:4)</w:t>
+        <w:t xml:space="preserve"> it was by a gift of grace.  (Romans 4:4)</w:t>
       </w:r>
     </w:p>
     <w:p>
@@ -1924,15 +1850,7 @@
       </w:r>
       <w:proofErr w:type="gramEnd"/>
       <w:r>
-        <w:t xml:space="preserve"> with what happened at Horeb </w:t>
-      </w:r>
-      <w:proofErr w:type="gramStart"/>
-      <w:r>
-        <w:t>in</w:t>
-      </w:r>
-      <w:proofErr w:type="gramEnd"/>
-      <w:r>
-        <w:t xml:space="preserve"> the day of the assembly. You asked the LORD your God: “Please do not make us hear the voice of the LORD our God any more or see this great fire </w:t>
+        <w:t xml:space="preserve"> with what happened at Horeb in the day of the assembly. You asked the LORD your God: “Please do not make us hear the voice of the LORD our God any more or see this great fire </w:t>
       </w:r>
       <w:proofErr w:type="gramStart"/>
       <w:r>
@@ -1982,15 +1900,7 @@
         <w:t>19</w:t>
       </w:r>
       <w:r>
-        <w:t xml:space="preserve"> I will personally hold </w:t>
-      </w:r>
-      <w:proofErr w:type="gramStart"/>
-      <w:r>
-        <w:t>responsible</w:t>
-      </w:r>
-      <w:proofErr w:type="gramEnd"/>
-      <w:r>
-        <w:t xml:space="preserve"> anyone who then pays no attention to the words that prophet speaks in my name.</w:t>
+        <w:t xml:space="preserve"> I will personally hold responsible anyone who then pays no attention to the words that prophet speaks in my name.</w:t>
       </w:r>
     </w:p>
     <w:p>
@@ -2769,60 +2679,68 @@
       </w:r>
       <w:proofErr w:type="gramEnd"/>
       <w:r>
-        <w:t xml:space="preserve"> I could provoke my people to jealousy and save some of them.  (15</w:t>
+        <w:t xml:space="preserve"> I could provoke my people to jealousy and save some of them.  (15)  For if their rejection is the reconciliation of the world, what will their acceptance be but life from the dead?</w:t>
+      </w:r>
+    </w:p>
+    <w:p>
+      <w:r>
+        <w:rPr>
+          <w:u w:val="single"/>
+        </w:rPr>
+        <w:t>Rom 11:25-</w:t>
       </w:r>
       <w:proofErr w:type="gramStart"/>
       <w:r>
-        <w:t>)  For</w:t>
+        <w:rPr>
+          <w:u w:val="single"/>
+        </w:rPr>
+        <w:t>33</w:t>
+      </w:r>
+      <w:r>
+        <w:t>  For</w:t>
       </w:r>
       <w:proofErr w:type="gramEnd"/>
       <w:r>
-        <w:t xml:space="preserve"> if their rejection is the reconciliation of the world, what will their acceptance be but life from the dead?</w:t>
-      </w:r>
-    </w:p>
-    <w:p>
-      <w:r>
-        <w:rPr>
-          <w:u w:val="single"/>
-        </w:rPr>
-        <w:t>Rom 11:25-</w:t>
+        <w:t xml:space="preserve"> I do not want you to be ignorant of this mystery, brothers and sisters, so that you may not be conceited: A partial hardening has happened to Israel until the full number of the Gentiles has come in.  (26)  And </w:t>
       </w:r>
       <w:proofErr w:type="gramStart"/>
       <w:r>
-        <w:rPr>
-          <w:u w:val="single"/>
-        </w:rPr>
-        <w:t>33</w:t>
-      </w:r>
-      <w:r>
-        <w:t>  For</w:t>
+        <w:t>so</w:t>
       </w:r>
       <w:proofErr w:type="gramEnd"/>
       <w:r>
-        <w:t xml:space="preserve"> I do not want you to be ignorant of this mystery, brothers and sisters, so that you may not be conceited: A partial hardening has happened to Israel until the full number of the Gentiles has come in.  (26)  And </w:t>
+        <w:t xml:space="preserve"> all Israel will be saved, as it is written: “The Deliverer will come out of Zion; he will remove ungodliness from Jacob.  (27)  And this is my covenant with them, when I take away their sins.”  (28)  In regard to the gospel they are enemies for your sake, but </w:t>
       </w:r>
       <w:proofErr w:type="gramStart"/>
       <w:r>
-        <w:t>so</w:t>
+        <w:t>in regard to</w:t>
       </w:r>
       <w:proofErr w:type="gramEnd"/>
       <w:r>
-        <w:t xml:space="preserve"> all Israel will be saved, as it is written: “The Deliverer will come out of Zion; he will remove ungodliness from Jacob.  (27)  And this is my covenant with them, when I take away their sins.”  (28)  In regard to the gospel they are enemies for your sake, but </w:t>
+        <w:t xml:space="preserve"> election they are dearly loved for the sake of the fathers.  (29)  For the gifts and the call of God are irrevocable.  </w:t>
+      </w:r>
+      <w:r>
+        <w:rPr>
+          <w:b/>
+          <w:bCs/>
+        </w:rPr>
+        <w:t xml:space="preserve">(30)  Just as you were formerly disobedient to God, but have now received mercy due to their </w:t>
       </w:r>
       <w:proofErr w:type="gramStart"/>
       <w:r>
-        <w:t>in regard to</w:t>
+        <w:rPr>
+          <w:b/>
+          <w:bCs/>
+        </w:rPr>
+        <w:t>disobedience,  (</w:t>
       </w:r>
       <w:proofErr w:type="gramEnd"/>
       <w:r>
-        <w:t xml:space="preserve"> election they are dearly loved for the sake of the fathers.  (29)  For the gifts and the call of God are irrevocable.  </w:t>
-      </w:r>
-      <w:r>
-        <w:rPr>
-          <w:b/>
-          <w:bCs/>
-        </w:rPr>
-        <w:t xml:space="preserve">(30)  Just as you were formerly disobedient to God, but have now received mercy due to their </w:t>
+        <w:rPr>
+          <w:b/>
+          <w:bCs/>
+        </w:rPr>
+        <w:t>31</w:t>
       </w:r>
       <w:proofErr w:type="gramStart"/>
       <w:r>
@@ -2830,7 +2748,7 @@
           <w:b/>
           <w:bCs/>
         </w:rPr>
-        <w:t>disobedience,  (</w:t>
+        <w:t>)  so</w:t>
       </w:r>
       <w:proofErr w:type="gramEnd"/>
       <w:r>
@@ -2838,32 +2756,11 @@
           <w:b/>
           <w:bCs/>
         </w:rPr>
-        <w:t>31</w:t>
-      </w:r>
-      <w:proofErr w:type="gramStart"/>
-      <w:r>
-        <w:rPr>
-          <w:b/>
-          <w:bCs/>
-        </w:rPr>
-        <w:t>)  so</w:t>
-      </w:r>
-      <w:proofErr w:type="gramEnd"/>
-      <w:r>
-        <w:rPr>
-          <w:b/>
-          <w:bCs/>
-        </w:rPr>
         <w:t xml:space="preserve"> they too have now been disobedient in order that, by the mercy shown to you, they too may now receive mercy.  </w:t>
       </w:r>
       <w:r>
-        <w:t>(32)  For God has consigned all people to disobedience so that he may show mercy to them all.  (33)  Oh, the depth of the riches and wisdom and knowledge of God! How unsearchable are his judgments and how unfathomable his ways</w:t>
-      </w:r>
-      <w:proofErr w:type="gramStart"/>
-      <w:r>
-        <w:t>!</w:t>
-      </w:r>
-      <w:proofErr w:type="gramEnd"/>
+        <w:t>(32)  For God has consigned all people to disobedience so that he may show mercy to them all.  (33)  Oh, the depth of the riches and wisdom and knowledge of God! How unsearchable are his judgments and how unfathomable his ways!</w:t>
+      </w:r>
     </w:p>
     <w:p>
       <w:r>
@@ -3004,7 +2901,13 @@
         <w:t>conditions of faith are an already-held position</w:t>
       </w:r>
       <w:r>
-        <w:t>, not based upon the lexical content of these passages (see Romans 5:12-21).</w:t>
+        <w:t xml:space="preserve">, not based upon the lexical content of these passages </w:t>
+      </w:r>
+      <w:r>
+        <w:t xml:space="preserve">in Ch 11 and Ch 5 </w:t>
+      </w:r>
+      <w:r>
+        <w:t>(see Romans 5:12-21).</w:t>
       </w:r>
     </w:p>
     <w:p>
@@ -3046,39 +2949,15 @@
       </w:r>
       <w:proofErr w:type="gramEnd"/>
       <w:r>
-        <w:t xml:space="preserve"> before the law was given, sin was in the world, but there is no accounting for sin when there is no law.  (14)  Yet death reigned from Adam until Moses even over those who did not sin in the same way that Adam (who is a type of the coming one) transgressed.  (15</w:t>
+        <w:t xml:space="preserve"> before the law was given, sin was in the world, but there is no accounting for sin when there is no law.  (14)  Yet death reigned from Adam until Moses even over those who did not sin in the same way that Adam (who is a type of the coming one) transgressed.  (15)  But the gracious gift is not like the transgression. For if the many died through the transgression of the one man, how much more did the grace of God and the gift by the grace of the </w:t>
       </w:r>
       <w:proofErr w:type="gramStart"/>
       <w:r>
-        <w:t>)  But</w:t>
+        <w:t>one man</w:t>
       </w:r>
       <w:proofErr w:type="gramEnd"/>
       <w:r>
-        <w:t xml:space="preserve"> the gracious gift is not like the transgression. For if the many died through the transgression of the one man, how much more did the grace of God and the gift by the grace of the </w:t>
-      </w:r>
-      <w:proofErr w:type="gramStart"/>
-      <w:r>
-        <w:t>one man</w:t>
-      </w:r>
-      <w:proofErr w:type="gramEnd"/>
-      <w:r>
-        <w:t xml:space="preserve"> Jesus Christ multiply to the many!  (16</w:t>
-      </w:r>
-      <w:proofErr w:type="gramStart"/>
-      <w:r>
-        <w:t>)  And</w:t>
-      </w:r>
-      <w:proofErr w:type="gramEnd"/>
-      <w:r>
-        <w:t xml:space="preserve"> the gift is not like the one who sinned. For judgment, resulting from the one transgression, led to condemnation, but the gracious gift from the many failures led to justification.  (17)  For if, by the transgression of the one man, death reigned through the one, how much more will those who receive the abundance of grace and of the gift of righteousness reign in life through the one, Jesus Christ!  (18</w:t>
-      </w:r>
-      <w:proofErr w:type="gramStart"/>
-      <w:r>
-        <w:t>)  Consequently</w:t>
-      </w:r>
-      <w:proofErr w:type="gramEnd"/>
-      <w:r>
-        <w:t xml:space="preserve">, just as condemnation for all people came through one transgression, so too through the one righteous act came righteousness leading to life for all people.  (19)  For just as through the disobedience of the one man many were made sinners, so also through the obedience of one man many will be made righteous.  (20)  Now the law came in so that the transgression may increase, but where sin increased, grace multiplied all the </w:t>
+        <w:t xml:space="preserve"> Jesus Christ multiply to the many!  (16)  And the gift is not like the one who sinned. For judgment, resulting from the one transgression, led to condemnation, but the gracious gift from the many failures led to justification.  (17)  For if, by the transgression of the one man, death reigned through the one, how much more will those who receive the abundance of grace and of the gift of righteousness reign in life through the one, Jesus Christ!  (18)  Consequently, just as condemnation for all people came through one transgression, so too through the one righteous act came righteousness leading to life for all people.  (19)  For just as through the disobedience of the one man many were made sinners, so also through the obedience of one man many will be made righteous.  (20)  Now the law came in so that the transgression may increase, but where sin increased, grace multiplied all the </w:t>
       </w:r>
       <w:proofErr w:type="gramStart"/>
       <w:r>
@@ -3556,15 +3435,7 @@
         </w:numPr>
       </w:pPr>
       <w:r>
-        <w:t xml:space="preserve">Not earned by </w:t>
-      </w:r>
-      <w:proofErr w:type="gramStart"/>
-      <w:r>
-        <w:t>works</w:t>
-      </w:r>
-      <w:proofErr w:type="gramEnd"/>
-      <w:r>
-        <w:t>.</w:t>
+        <w:t>Not earned by works.</w:t>
       </w:r>
     </w:p>
     <w:p>
@@ -3615,7 +3486,7 @@
 </file>
 
 <file path=word/numbering.xml><?xml version="1.0" encoding="utf-8"?>
-<w:numbering xmlns:wpc="http://schemas.microsoft.com/office/word/2010/wordprocessingCanvas" xmlns:cx="http://schemas.microsoft.com/office/drawing/2014/chartex" xmlns:cx1="http://schemas.microsoft.com/office/drawing/2015/9/8/chartex" xmlns:cx2="http://schemas.microsoft.com/office/drawing/2015/10/21/chartex" xmlns:cx3="http://schemas.microsoft.com/office/drawing/2016/5/9/chartex" xmlns:cx4="http://schemas.microsoft.com/office/drawing/2016/5/10/chartex" xmlns:cx5="http://schemas.microsoft.com/office/drawing/2016/5/11/chartex" xmlns:cx6="http://schemas.microsoft.com/office/drawing/2016/5/12/chartex" xmlns:cx7="http://schemas.microsoft.com/office/drawing/2016/5/13/chartex" xmlns:cx8="http://schemas.microsoft.com/office/drawing/2016/5/14/chartex" xmlns:mc="http://schemas.openxmlformats.org/markup-compatibility/2006" xmlns:aink="http://schemas.microsoft.com/office/drawing/2016/ink" xmlns:am3d="http://schemas.microsoft.com/office/drawing/2017/model3d" xmlns:o="urn:schemas-microsoft-com:office:office" xmlns:oel="http://schemas.microsoft.com/office/2019/extlst" xmlns:r="http://schemas.openxmlformats.org/officeDocument/2006/relationships" xmlns:m="http://schemas.openxmlformats.org/officeDocument/2006/math" xmlns:v="urn:schemas-microsoft-com:vml" xmlns:wp14="http://schemas.microsoft.com/office/word/2010/wordprocessingDrawing" xmlns:wp="http://schemas.openxmlformats.org/drawingml/2006/wordprocessingDrawing" xmlns:w10="urn:schemas-microsoft-com:office:word" xmlns:w="http://schemas.openxmlformats.org/wordprocessingml/2006/main" xmlns:w14="http://schemas.microsoft.com/office/word/2010/wordml" xmlns:w15="http://schemas.microsoft.com/office/word/2012/wordml" xmlns:w16cex="http://schemas.microsoft.com/office/word/2018/wordml/cex" xmlns:w16cid="http://schemas.microsoft.com/office/word/2016/wordml/cid" xmlns:w16="http://schemas.microsoft.com/office/word/2018/wordml" xmlns:w16du="http://schemas.microsoft.com/office/word/2023/wordml/word16du" xmlns:w16sdtdh="http://schemas.microsoft.com/office/word/2020/wordml/sdtdatahash" xmlns:w16sdtfl="http://schemas.microsoft.com/office/word/2024/wordml/sdtformatlock" xmlns:w16se="http://schemas.microsoft.com/office/word/2015/wordml/symex" xmlns:wpg="http://schemas.microsoft.com/office/word/2010/wordprocessingGroup" xmlns:wpi="http://schemas.microsoft.com/office/word/2010/wordprocessingInk" xmlns:wne="http://schemas.microsoft.com/office/word/2006/wordml" xmlns:wps="http://schemas.microsoft.com/office/word/2010/wordprocessingShape" mc:Ignorable="w14 w15 w16se w16cid w16 w16cex w16sdtdh w16sdtfl w16du wp14">
+<w:numbering xmlns:wpc="http://schemas.microsoft.com/office/word/2010/wordprocessingCanvas" xmlns:cx="http://schemas.microsoft.com/office/drawing/2014/chartex" xmlns:cx1="http://schemas.microsoft.com/office/drawing/2015/9/8/chartex" xmlns:cx2="http://schemas.microsoft.com/office/drawing/2015/10/21/chartex" xmlns:cx3="http://schemas.microsoft.com/office/drawing/2016/5/9/chartex" xmlns:cx4="http://schemas.microsoft.com/office/drawing/2016/5/10/chartex" xmlns:cx5="http://schemas.microsoft.com/office/drawing/2016/5/11/chartex" xmlns:cx6="http://schemas.microsoft.com/office/drawing/2016/5/12/chartex" xmlns:cx7="http://schemas.microsoft.com/office/drawing/2016/5/13/chartex" xmlns:cx8="http://schemas.microsoft.com/office/drawing/2016/5/14/chartex" xmlns:mc="http://schemas.openxmlformats.org/markup-compatibility/2006" xmlns:m="http://schemas.openxmlformats.org/officeDocument/2006/math" xmlns:aink="http://schemas.microsoft.com/office/drawing/2016/ink" xmlns:am3d="http://schemas.microsoft.com/office/drawing/2017/model3d" xmlns:oel="http://schemas.microsoft.com/office/2019/extlst" xmlns:r="http://schemas.openxmlformats.org/officeDocument/2006/relationships" xmlns:wp14="http://schemas.microsoft.com/office/word/2010/wordprocessingDrawing" xmlns:wp="http://schemas.openxmlformats.org/drawingml/2006/wordprocessingDrawing" xmlns:wpg="http://schemas.microsoft.com/office/word/2010/wordprocessingGroup" xmlns:wpi="http://schemas.microsoft.com/office/word/2010/wordprocessingInk" xmlns:wps="http://schemas.microsoft.com/office/word/2010/wordprocessingShape" xmlns:o="urn:schemas-microsoft-com:office:office" xmlns:v="urn:schemas-microsoft-com:vml" xmlns:w10="urn:schemas-microsoft-com:office:word" xmlns:w="http://schemas.openxmlformats.org/wordprocessingml/2006/main" xmlns:w14="http://schemas.microsoft.com/office/word/2010/wordml" xmlns:w15="http://schemas.microsoft.com/office/word/2012/wordml" xmlns:w16cex="http://schemas.microsoft.com/office/word/2018/wordml/cex" xmlns:w16cid="http://schemas.microsoft.com/office/word/2016/wordml/cid" xmlns:w16="http://schemas.microsoft.com/office/word/2018/wordml" xmlns:w16sdtdh="http://schemas.microsoft.com/office/word/2020/wordml/sdtdatahash" xmlns:w16sdtfl="http://schemas.microsoft.com/office/word/2024/wordml/sdtformatlock" xmlns:w16se="http://schemas.microsoft.com/office/word/2015/wordml/symex" xmlns:w16du="http://schemas.microsoft.com/office/word/2023/wordml/word16du" xmlns:wne="http://schemas.microsoft.com/office/word/2006/wordml" mc:Ignorable="w14 w15 w16se w16cid w16 w16cex w16sdtdh w16sdtfl w16du wp14">
   <w:abstractNum w:abstractNumId="0" w15:restartNumberingAfterBreak="0">
     <w:nsid w:val="00B82EA9"/>
     <w:multiLevelType w:val="hybridMultilevel"/>
@@ -7740,7 +7611,7 @@
 </file>
 
 <file path=word/styles.xml><?xml version="1.0" encoding="utf-8"?>
-<w:styles xmlns:mc="http://schemas.openxmlformats.org/markup-compatibility/2006" xmlns:r="http://schemas.openxmlformats.org/officeDocument/2006/relationships" xmlns:w="http://schemas.openxmlformats.org/wordprocessingml/2006/main" xmlns:w14="http://schemas.microsoft.com/office/word/2010/wordml" xmlns:w15="http://schemas.microsoft.com/office/word/2012/wordml" xmlns:w16cex="http://schemas.microsoft.com/office/word/2018/wordml/cex" xmlns:w16cid="http://schemas.microsoft.com/office/word/2016/wordml/cid" xmlns:w16="http://schemas.microsoft.com/office/word/2018/wordml" xmlns:w16du="http://schemas.microsoft.com/office/word/2023/wordml/word16du" xmlns:w16sdtdh="http://schemas.microsoft.com/office/word/2020/wordml/sdtdatahash" xmlns:w16sdtfl="http://schemas.microsoft.com/office/word/2024/wordml/sdtformatlock" xmlns:w16se="http://schemas.microsoft.com/office/word/2015/wordml/symex" mc:Ignorable="w14 w15 w16se w16cid w16 w16cex w16sdtdh w16sdtfl w16du">
+<w:styles xmlns:mc="http://schemas.openxmlformats.org/markup-compatibility/2006" xmlns:r="http://schemas.openxmlformats.org/officeDocument/2006/relationships" xmlns:w="http://schemas.openxmlformats.org/wordprocessingml/2006/main" xmlns:w14="http://schemas.microsoft.com/office/word/2010/wordml" xmlns:w15="http://schemas.microsoft.com/office/word/2012/wordml" xmlns:w16cex="http://schemas.microsoft.com/office/word/2018/wordml/cex" xmlns:w16cid="http://schemas.microsoft.com/office/word/2016/wordml/cid" xmlns:w16="http://schemas.microsoft.com/office/word/2018/wordml" xmlns:w16sdtdh="http://schemas.microsoft.com/office/word/2020/wordml/sdtdatahash" xmlns:w16sdtfl="http://schemas.microsoft.com/office/word/2024/wordml/sdtformatlock" xmlns:w16se="http://schemas.microsoft.com/office/word/2015/wordml/symex" xmlns:w16du="http://schemas.microsoft.com/office/word/2023/wordml/word16du" mc:Ignorable="w14 w15 w16se w16cid w16 w16cex w16sdtdh w16sdtfl w16du">
   <w:docDefaults>
     <w:rPrDefault>
       <w:rPr>
@@ -8342,6 +8213,7 @@
   <w:style w:type="character" w:default="1" w:styleId="DefaultParagraphFont">
     <w:name w:val="Default Paragraph Font"/>
     <w:uiPriority w:val="1"/>
+    <w:semiHidden/>
     <w:unhideWhenUsed/>
   </w:style>
   <w:style w:type="table" w:default="1" w:styleId="TableNormal">
